--- a/docs/package/04_Onboarding_and_Go_Live/BrokerVerse_Discovery_Workbook_Guide.docx
+++ b/docs/package/04_Onboarding_and_Go_Live/BrokerVerse_Discovery_Workbook_Guide.docx
@@ -789,7 +789,7 @@
             </w:rPr>
             <w:fldChar w:fldCharType="separate"/>
           </w:r>
-          <w:hyperlink w:anchor="__RefHeading___Toc66299_4049217194">
+          <w:hyperlink w:anchor="__RefHeading___Toc66299_3199679052">
             <w:r>
               <w:rPr>
                 <w:webHidden/>
@@ -824,7 +824,7 @@
             </w:tabs>
             <w:rPr/>
           </w:pPr>
-          <w:hyperlink w:anchor="__RefHeading___Toc66301_4049217194">
+          <w:hyperlink w:anchor="__RefHeading___Toc66301_3199679052">
             <w:r>
               <w:rPr>
                 <w:webHidden/>
@@ -853,7 +853,7 @@
             </w:tabs>
             <w:rPr/>
           </w:pPr>
-          <w:hyperlink w:anchor="__RefHeading___Toc66303_4049217194">
+          <w:hyperlink w:anchor="__RefHeading___Toc66303_3199679052">
             <w:r>
               <w:rPr>
                 <w:webHidden/>
@@ -875,7 +875,7 @@
             </w:tabs>
             <w:rPr/>
           </w:pPr>
-          <w:hyperlink w:anchor="__RefHeading___Toc66305_4049217194">
+          <w:hyperlink w:anchor="__RefHeading___Toc66305_3199679052">
             <w:r>
               <w:rPr>
                 <w:webHidden/>
@@ -897,7 +897,7 @@
             </w:tabs>
             <w:rPr/>
           </w:pPr>
-          <w:hyperlink w:anchor="__RefHeading___Toc66307_4049217194">
+          <w:hyperlink w:anchor="__RefHeading___Toc66307_3199679052">
             <w:r>
               <w:rPr>
                 <w:webHidden/>
@@ -919,7 +919,7 @@
             </w:tabs>
             <w:rPr/>
           </w:pPr>
-          <w:hyperlink w:anchor="__RefHeading___Toc66309_4049217194">
+          <w:hyperlink w:anchor="__RefHeading___Toc66309_3199679052">
             <w:r>
               <w:rPr>
                 <w:webHidden/>
@@ -941,7 +941,7 @@
             </w:tabs>
             <w:rPr/>
           </w:pPr>
-          <w:hyperlink w:anchor="__RefHeading___Toc66311_4049217194">
+          <w:hyperlink w:anchor="__RefHeading___Toc66311_3199679052">
             <w:r>
               <w:rPr>
                 <w:webHidden/>
@@ -963,7 +963,7 @@
             </w:tabs>
             <w:rPr/>
           </w:pPr>
-          <w:hyperlink w:anchor="__RefHeading___Toc66313_4049217194">
+          <w:hyperlink w:anchor="__RefHeading___Toc66313_3199679052">
             <w:r>
               <w:rPr>
                 <w:webHidden/>
@@ -985,7 +985,7 @@
             </w:tabs>
             <w:rPr/>
           </w:pPr>
-          <w:hyperlink w:anchor="__RefHeading___Toc66315_4049217194">
+          <w:hyperlink w:anchor="__RefHeading___Toc66315_3199679052">
             <w:r>
               <w:rPr>
                 <w:webHidden/>
@@ -1007,7 +1007,7 @@
             </w:tabs>
             <w:rPr/>
           </w:pPr>
-          <w:hyperlink w:anchor="__RefHeading___Toc66317_4049217194">
+          <w:hyperlink w:anchor="__RefHeading___Toc66317_3199679052">
             <w:r>
               <w:rPr>
                 <w:webHidden/>
@@ -1029,7 +1029,7 @@
             </w:tabs>
             <w:rPr/>
           </w:pPr>
-          <w:hyperlink w:anchor="__RefHeading___Toc66319_4049217194">
+          <w:hyperlink w:anchor="__RefHeading___Toc66319_3199679052">
             <w:r>
               <w:rPr>
                 <w:webHidden/>
@@ -1051,7 +1051,7 @@
             </w:tabs>
             <w:rPr/>
           </w:pPr>
-          <w:hyperlink w:anchor="__RefHeading___Toc66321_4049217194">
+          <w:hyperlink w:anchor="__RefHeading___Toc66321_3199679052">
             <w:r>
               <w:rPr>
                 <w:webHidden/>
@@ -1073,7 +1073,7 @@
             </w:tabs>
             <w:rPr/>
           </w:pPr>
-          <w:hyperlink w:anchor="__RefHeading___Toc66323_4049217194">
+          <w:hyperlink w:anchor="__RefHeading___Toc66323_3199679052">
             <w:r>
               <w:rPr>
                 <w:webHidden/>
@@ -1095,7 +1095,7 @@
             </w:tabs>
             <w:rPr/>
           </w:pPr>
-          <w:hyperlink w:anchor="__RefHeading___Toc66325_4049217194">
+          <w:hyperlink w:anchor="__RefHeading___Toc66325_3199679052">
             <w:r>
               <w:rPr>
                 <w:webHidden/>
@@ -1117,7 +1117,7 @@
             </w:tabs>
             <w:rPr/>
           </w:pPr>
-          <w:hyperlink w:anchor="__RefHeading___Toc66327_4049217194">
+          <w:hyperlink w:anchor="__RefHeading___Toc66327_3199679052">
             <w:r>
               <w:rPr>
                 <w:webHidden/>
@@ -1139,7 +1139,7 @@
             </w:tabs>
             <w:rPr/>
           </w:pPr>
-          <w:hyperlink w:anchor="__RefHeading___Toc66329_4049217194">
+          <w:hyperlink w:anchor="__RefHeading___Toc66329_3199679052">
             <w:r>
               <w:rPr>
                 <w:webHidden/>
@@ -1161,7 +1161,7 @@
             </w:tabs>
             <w:rPr/>
           </w:pPr>
-          <w:hyperlink w:anchor="__RefHeading___Toc66331_4049217194">
+          <w:hyperlink w:anchor="__RefHeading___Toc66331_3199679052">
             <w:r>
               <w:rPr>
                 <w:webHidden/>
@@ -1183,7 +1183,7 @@
             </w:tabs>
             <w:rPr/>
           </w:pPr>
-          <w:hyperlink w:anchor="__RefHeading___Toc66333_4049217194">
+          <w:hyperlink w:anchor="__RefHeading___Toc66333_3199679052">
             <w:r>
               <w:rPr>
                 <w:webHidden/>
@@ -1205,7 +1205,7 @@
             </w:tabs>
             <w:rPr/>
           </w:pPr>
-          <w:hyperlink w:anchor="__RefHeading___Toc66335_4049217194">
+          <w:hyperlink w:anchor="__RefHeading___Toc66335_3199679052">
             <w:r>
               <w:rPr>
                 <w:webHidden/>
@@ -1253,7 +1253,7 @@
       <w:r>
         <w:br w:type="page"/>
       </w:r>
-      <w:bookmarkStart w:id="0" w:name="__RefHeading___Toc66299_4049217194"/>
+      <w:bookmarkStart w:id="0" w:name="__RefHeading___Toc66299_3199679052"/>
       <w:bookmarkStart w:id="1" w:name="_Toc48319687"/>
       <w:bookmarkStart w:id="2" w:name="_Toc11824118"/>
       <w:bookmarkEnd w:id="0"/>
@@ -1896,7 +1896,7 @@
           <w:spacing w:val="0"/>
         </w:rPr>
       </w:pPr>
-      <w:bookmarkStart w:id="4" w:name="__RefHeading___Toc66301_4049217194"/>
+      <w:bookmarkStart w:id="4" w:name="__RefHeading___Toc66301_3199679052"/>
       <w:bookmarkStart w:id="5" w:name="_Toc233203388"/>
       <w:bookmarkEnd w:id="4"/>
       <w:r>
@@ -3201,7 +3201,7 @@
         <w:pageBreakBefore w:val="false"/>
         <w:rPr/>
       </w:pPr>
-      <w:bookmarkStart w:id="6" w:name="__RefHeading___Toc66303_4049217194"/>
+      <w:bookmarkStart w:id="6" w:name="__RefHeading___Toc66303_3199679052"/>
       <w:bookmarkEnd w:id="6"/>
       <w:r>
         <w:rPr>
@@ -3218,7 +3218,7 @@
         <w:pStyle w:val="Heading2"/>
         <w:rPr/>
       </w:pPr>
-      <w:bookmarkStart w:id="7" w:name="__RefHeading___Toc66305_4049217194"/>
+      <w:bookmarkStart w:id="7" w:name="__RefHeading___Toc66305_3199679052"/>
       <w:bookmarkEnd w:id="7"/>
       <w:r>
         <w:rPr>
@@ -3282,7 +3282,7 @@
         <w:pStyle w:val="Heading2"/>
         <w:rPr/>
       </w:pPr>
-      <w:bookmarkStart w:id="8" w:name="__RefHeading___Toc66307_4049217194"/>
+      <w:bookmarkStart w:id="8" w:name="__RefHeading___Toc66307_3199679052"/>
       <w:bookmarkEnd w:id="8"/>
       <w:r>
         <w:rPr>
@@ -5290,7 +5290,7 @@
         <w:pStyle w:val="Heading1"/>
         <w:rPr/>
       </w:pPr>
-      <w:bookmarkStart w:id="9" w:name="__RefHeading___Toc66309_4049217194"/>
+      <w:bookmarkStart w:id="9" w:name="__RefHeading___Toc66309_3199679052"/>
       <w:bookmarkEnd w:id="9"/>
       <w:r>
         <w:rPr>
@@ -5307,7 +5307,7 @@
         <w:pStyle w:val="Heading2"/>
         <w:rPr/>
       </w:pPr>
-      <w:bookmarkStart w:id="10" w:name="__RefHeading___Toc66311_4049217194"/>
+      <w:bookmarkStart w:id="10" w:name="__RefHeading___Toc66311_3199679052"/>
       <w:bookmarkEnd w:id="10"/>
       <w:r>
         <w:rPr>
@@ -5417,7 +5417,7 @@
         <w:pStyle w:val="Heading2"/>
         <w:rPr/>
       </w:pPr>
-      <w:bookmarkStart w:id="11" w:name="__RefHeading___Toc66313_4049217194"/>
+      <w:bookmarkStart w:id="11" w:name="__RefHeading___Toc66313_3199679052"/>
       <w:bookmarkEnd w:id="11"/>
       <w:r>
         <w:rPr>
@@ -5494,7 +5494,7 @@
         <w:pStyle w:val="Heading1"/>
         <w:rPr/>
       </w:pPr>
-      <w:bookmarkStart w:id="12" w:name="__RefHeading___Toc66315_4049217194"/>
+      <w:bookmarkStart w:id="12" w:name="__RefHeading___Toc66315_3199679052"/>
       <w:bookmarkEnd w:id="12"/>
       <w:r>
         <w:rPr>
@@ -7480,7 +7480,7 @@
         <w:pStyle w:val="Heading1"/>
         <w:rPr/>
       </w:pPr>
-      <w:bookmarkStart w:id="13" w:name="__RefHeading___Toc66317_4049217194"/>
+      <w:bookmarkStart w:id="13" w:name="__RefHeading___Toc66317_3199679052"/>
       <w:bookmarkEnd w:id="13"/>
       <w:r>
         <w:rPr>
@@ -7497,7 +7497,7 @@
         <w:pStyle w:val="Heading2"/>
         <w:rPr/>
       </w:pPr>
-      <w:bookmarkStart w:id="14" w:name="__RefHeading___Toc66319_4049217194"/>
+      <w:bookmarkStart w:id="14" w:name="__RefHeading___Toc66319_3199679052"/>
       <w:bookmarkEnd w:id="14"/>
       <w:r>
         <w:rPr>
@@ -7609,7 +7609,7 @@
         <w:pStyle w:val="Heading2"/>
         <w:rPr/>
       </w:pPr>
-      <w:bookmarkStart w:id="15" w:name="__RefHeading___Toc66321_4049217194"/>
+      <w:bookmarkStart w:id="15" w:name="__RefHeading___Toc66321_3199679052"/>
       <w:bookmarkEnd w:id="15"/>
       <w:r>
         <w:rPr>
@@ -7789,7 +7789,7 @@
         <w:pStyle w:val="Heading2"/>
         <w:rPr/>
       </w:pPr>
-      <w:bookmarkStart w:id="16" w:name="__RefHeading___Toc66323_4049217194"/>
+      <w:bookmarkStart w:id="16" w:name="__RefHeading___Toc66323_3199679052"/>
       <w:bookmarkEnd w:id="16"/>
       <w:r>
         <w:rPr>
@@ -8445,7 +8445,7 @@
         <w:pStyle w:val="Heading2"/>
         <w:rPr/>
       </w:pPr>
-      <w:bookmarkStart w:id="17" w:name="__RefHeading___Toc66325_4049217194"/>
+      <w:bookmarkStart w:id="17" w:name="__RefHeading___Toc66325_3199679052"/>
       <w:bookmarkEnd w:id="17"/>
       <w:r>
         <w:rPr>
@@ -9292,7 +9292,7 @@
       <w:r>
         <w:br w:type="page"/>
       </w:r>
-      <w:bookmarkStart w:id="18" w:name="__RefHeading___Toc66327_4049217194"/>
+      <w:bookmarkStart w:id="18" w:name="__RefHeading___Toc66327_3199679052"/>
       <w:bookmarkEnd w:id="18"/>
       <w:r>
         <w:rPr>
@@ -9309,7 +9309,7 @@
         <w:pStyle w:val="Heading2"/>
         <w:rPr/>
       </w:pPr>
-      <w:bookmarkStart w:id="19" w:name="__RefHeading___Toc66329_4049217194"/>
+      <w:bookmarkStart w:id="19" w:name="__RefHeading___Toc66329_3199679052"/>
       <w:bookmarkEnd w:id="19"/>
       <w:r>
         <w:rPr>
@@ -9383,7 +9383,7 @@
         <w:pStyle w:val="Heading2"/>
         <w:rPr/>
       </w:pPr>
-      <w:bookmarkStart w:id="20" w:name="__RefHeading___Toc66331_4049217194"/>
+      <w:bookmarkStart w:id="20" w:name="__RefHeading___Toc66331_3199679052"/>
       <w:bookmarkEnd w:id="20"/>
       <w:r>
         <w:rPr>
@@ -9509,7 +9509,7 @@
         <w:pStyle w:val="Heading2"/>
         <w:rPr/>
       </w:pPr>
-      <w:bookmarkStart w:id="21" w:name="__RefHeading___Toc66333_4049217194"/>
+      <w:bookmarkStart w:id="21" w:name="__RefHeading___Toc66333_3199679052"/>
       <w:bookmarkEnd w:id="21"/>
       <w:r>
         <w:rPr>
@@ -10031,7 +10031,7 @@
       <w:r>
         <w:br w:type="page"/>
       </w:r>
-      <w:bookmarkStart w:id="22" w:name="__RefHeading___Toc66335_4049217194"/>
+      <w:bookmarkStart w:id="22" w:name="__RefHeading___Toc66335_3199679052"/>
       <w:bookmarkStart w:id="23" w:name="_Toc233203395"/>
       <w:bookmarkEnd w:id="22"/>
       <w:r>
